--- a/templates/nist-csf-gap-assessment-template.docx
+++ b/templates/nist-csf-gap-assessment-template.docx
@@ -99,7 +99,7 @@
         <w:pStyle w:val="BlockText"/>
       </w:pPr>
       <w:r>
-        <w:t xml:space="preserve">If you are using this on a fictional scenario for a portfolio, keep a fictional-data notice at the top.</w:t>
+        <w:t xml:space="preserve">If you are using this on a simulated scenario for a portfolio, keep a case-study notice at the top.</w:t>
       </w:r>
       <w:r>
         <w:t xml:space="preserve"> </w:t>
@@ -5747,18 +5747,18 @@
         <w:tblW w:w="14683" w:type="dxa"/>
       </w:tblPr>
       <w:tblGrid>
-        <w:gridCol w:w="892"/>
-        <w:gridCol w:w="1824"/>
-        <w:gridCol w:w="1054"/>
-        <w:gridCol w:w="1094"/>
-        <w:gridCol w:w="1115"/>
-        <w:gridCol w:w="821"/>
-        <w:gridCol w:w="1231"/>
-        <w:gridCol w:w="1242"/>
-        <w:gridCol w:w="821"/>
-        <w:gridCol w:w="957"/>
-        <w:gridCol w:w="1368"/>
-        <w:gridCol w:w="2260"/>
+        <w:gridCol w:w="981"/>
+        <w:gridCol w:w="1800"/>
+        <w:gridCol w:w="1039"/>
+        <w:gridCol w:w="1159"/>
+        <w:gridCol w:w="1177"/>
+        <w:gridCol w:w="919"/>
+        <w:gridCol w:w="1280"/>
+        <w:gridCol w:w="1280"/>
+        <w:gridCol w:w="919"/>
+        <w:gridCol w:w="1039"/>
+        <w:gridCol w:w="1400"/>
+        <w:gridCol w:w="1684"/>
       </w:tblGrid>
       <w:tr>
         <w:trPr>
@@ -5768,7 +5768,7 @@
         </w:trPr>
         <w:tc>
           <w:tcPr>
-            <w:tcW w:type="dxa" w:w="892"/>
+            <w:tcW w:type="dxa" w:w="982"/>
             <w:shd w:val="clear" w:color="auto" w:fill="13315C"/>
           </w:tcPr>
           <w:p>
@@ -5789,7 +5789,7 @@
         </w:tc>
         <w:tc>
           <w:tcPr>
-            <w:tcW w:type="dxa" w:w="1825"/>
+            <w:tcW w:type="dxa" w:w="1801"/>
             <w:shd w:val="clear" w:color="auto" w:fill="13315C"/>
           </w:tcPr>
           <w:p>
@@ -5810,7 +5810,7 @@
         </w:tc>
         <w:tc>
           <w:tcPr>
-            <w:tcW w:type="dxa" w:w="1054"/>
+            <w:tcW w:type="dxa" w:w="1040"/>
             <w:shd w:val="clear" w:color="auto" w:fill="13315C"/>
           </w:tcPr>
           <w:p>
@@ -5831,7 +5831,7 @@
         </w:tc>
         <w:tc>
           <w:tcPr>
-            <w:tcW w:type="dxa" w:w="1095"/>
+            <w:tcW w:type="dxa" w:w="1160"/>
             <w:shd w:val="clear" w:color="auto" w:fill="13315C"/>
           </w:tcPr>
           <w:p>
@@ -5852,7 +5852,7 @@
         </w:tc>
         <w:tc>
           <w:tcPr>
-            <w:tcW w:type="dxa" w:w="1115"/>
+            <w:tcW w:type="dxa" w:w="1178"/>
             <w:shd w:val="clear" w:color="auto" w:fill="13315C"/>
           </w:tcPr>
           <w:p>
@@ -5873,7 +5873,7 @@
         </w:tc>
         <w:tc>
           <w:tcPr>
-            <w:tcW w:type="dxa" w:w="821"/>
+            <w:tcW w:type="dxa" w:w="920"/>
             <w:shd w:val="clear" w:color="auto" w:fill="13315C"/>
           </w:tcPr>
           <w:p>
@@ -5894,7 +5894,7 @@
         </w:tc>
         <w:tc>
           <w:tcPr>
-            <w:tcW w:type="dxa" w:w="1232"/>
+            <w:tcW w:type="dxa" w:w="1280"/>
             <w:shd w:val="clear" w:color="auto" w:fill="13315C"/>
           </w:tcPr>
           <w:p>
@@ -5915,7 +5915,7 @@
         </w:tc>
         <w:tc>
           <w:tcPr>
-            <w:tcW w:type="dxa" w:w="1242"/>
+            <w:tcW w:type="dxa" w:w="1280"/>
             <w:shd w:val="clear" w:color="auto" w:fill="13315C"/>
           </w:tcPr>
           <w:p>
@@ -5936,7 +5936,7 @@
         </w:tc>
         <w:tc>
           <w:tcPr>
-            <w:tcW w:type="dxa" w:w="821"/>
+            <w:tcW w:type="dxa" w:w="920"/>
             <w:shd w:val="clear" w:color="auto" w:fill="13315C"/>
           </w:tcPr>
           <w:p>
@@ -5957,7 +5957,7 @@
         </w:tc>
         <w:tc>
           <w:tcPr>
-            <w:tcW w:type="dxa" w:w="958"/>
+            <w:tcW w:type="dxa" w:w="1040"/>
             <w:shd w:val="clear" w:color="auto" w:fill="13315C"/>
           </w:tcPr>
           <w:p>
@@ -5978,7 +5978,7 @@
         </w:tc>
         <w:tc>
           <w:tcPr>
-            <w:tcW w:type="dxa" w:w="1368"/>
+            <w:tcW w:type="dxa" w:w="1400"/>
             <w:shd w:val="clear" w:color="auto" w:fill="13315C"/>
           </w:tcPr>
           <w:p>
@@ -5999,7 +5999,7 @@
         </w:tc>
         <w:tc>
           <w:tcPr>
-            <w:tcW w:type="dxa" w:w="2260"/>
+            <w:tcW w:type="dxa" w:w="1685"/>
             <w:shd w:val="clear" w:color="auto" w:fill="13315C"/>
           </w:tcPr>
           <w:p>
@@ -6025,7 +6025,7 @@
         </w:trPr>
         <w:tc>
           <w:tcPr>
-            <w:tcW w:type="dxa" w:w="892"/>
+            <w:tcW w:type="dxa" w:w="982"/>
           </w:tcPr>
           <w:p>
             <w:pPr>
@@ -6044,7 +6044,7 @@
         </w:tc>
         <w:tc>
           <w:tcPr>
-            <w:tcW w:type="dxa" w:w="1825"/>
+            <w:tcW w:type="dxa" w:w="1801"/>
           </w:tcPr>
           <w:p>
             <w:pPr>
@@ -6063,7 +6063,7 @@
         </w:tc>
         <w:tc>
           <w:tcPr>
-            <w:tcW w:type="dxa" w:w="1054"/>
+            <w:tcW w:type="dxa" w:w="1040"/>
           </w:tcPr>
           <w:p>
             <w:pPr>
@@ -6082,7 +6082,7 @@
         </w:tc>
         <w:tc>
           <w:tcPr>
-            <w:tcW w:type="dxa" w:w="1095"/>
+            <w:tcW w:type="dxa" w:w="1160"/>
           </w:tcPr>
           <w:p>
             <w:pPr>
@@ -6101,7 +6101,7 @@
         </w:tc>
         <w:tc>
           <w:tcPr>
-            <w:tcW w:type="dxa" w:w="1115"/>
+            <w:tcW w:type="dxa" w:w="1178"/>
           </w:tcPr>
           <w:p>
             <w:pPr>
@@ -6120,7 +6120,7 @@
         </w:tc>
         <w:tc>
           <w:tcPr>
-            <w:tcW w:type="dxa" w:w="821"/>
+            <w:tcW w:type="dxa" w:w="920"/>
           </w:tcPr>
           <w:p>
             <w:pPr>
@@ -6139,7 +6139,7 @@
         </w:tc>
         <w:tc>
           <w:tcPr>
-            <w:tcW w:type="dxa" w:w="1232"/>
+            <w:tcW w:type="dxa" w:w="1280"/>
           </w:tcPr>
           <w:p>
             <w:pPr>
@@ -6158,7 +6158,7 @@
         </w:tc>
         <w:tc>
           <w:tcPr>
-            <w:tcW w:type="dxa" w:w="1242"/>
+            <w:tcW w:type="dxa" w:w="1280"/>
           </w:tcPr>
           <w:p>
             <w:pPr>
@@ -6177,7 +6177,7 @@
         </w:tc>
         <w:tc>
           <w:tcPr>
-            <w:tcW w:type="dxa" w:w="821"/>
+            <w:tcW w:type="dxa" w:w="920"/>
           </w:tcPr>
           <w:p>
             <w:pPr>
@@ -6196,7 +6196,7 @@
         </w:tc>
         <w:tc>
           <w:tcPr>
-            <w:tcW w:type="dxa" w:w="958"/>
+            <w:tcW w:type="dxa" w:w="1040"/>
           </w:tcPr>
           <w:p>
             <w:pPr>
@@ -6215,7 +6215,7 @@
         </w:tc>
         <w:tc>
           <w:tcPr>
-            <w:tcW w:type="dxa" w:w="1368"/>
+            <w:tcW w:type="dxa" w:w="1400"/>
           </w:tcPr>
           <w:p>
             <w:pPr>
@@ -6234,7 +6234,7 @@
         </w:tc>
         <w:tc>
           <w:tcPr>
-            <w:tcW w:type="dxa" w:w="2260"/>
+            <w:tcW w:type="dxa" w:w="1685"/>
           </w:tcPr>
           <w:p>
             <w:pPr>
@@ -6258,7 +6258,7 @@
         </w:trPr>
         <w:tc>
           <w:tcPr>
-            <w:tcW w:type="dxa" w:w="892"/>
+            <w:tcW w:type="dxa" w:w="982"/>
             <w:shd w:val="clear" w:color="auto" w:fill="F3F6FA"/>
           </w:tcPr>
           <w:p>
@@ -6278,7 +6278,7 @@
         </w:tc>
         <w:tc>
           <w:tcPr>
-            <w:tcW w:type="dxa" w:w="1825"/>
+            <w:tcW w:type="dxa" w:w="1801"/>
             <w:shd w:val="clear" w:color="auto" w:fill="F3F6FA"/>
           </w:tcPr>
           <w:p>
@@ -6298,7 +6298,7 @@
         </w:tc>
         <w:tc>
           <w:tcPr>
-            <w:tcW w:type="dxa" w:w="1054"/>
+            <w:tcW w:type="dxa" w:w="1040"/>
             <w:shd w:val="clear" w:color="auto" w:fill="F3F6FA"/>
           </w:tcPr>
           <w:p>
@@ -6318,7 +6318,7 @@
         </w:tc>
         <w:tc>
           <w:tcPr>
-            <w:tcW w:type="dxa" w:w="1095"/>
+            <w:tcW w:type="dxa" w:w="1160"/>
             <w:shd w:val="clear" w:color="auto" w:fill="F3F6FA"/>
           </w:tcPr>
           <w:p>
@@ -6338,7 +6338,7 @@
         </w:tc>
         <w:tc>
           <w:tcPr>
-            <w:tcW w:type="dxa" w:w="1115"/>
+            <w:tcW w:type="dxa" w:w="1178"/>
             <w:shd w:val="clear" w:color="auto" w:fill="F3F6FA"/>
           </w:tcPr>
           <w:p>
@@ -6358,7 +6358,7 @@
         </w:tc>
         <w:tc>
           <w:tcPr>
-            <w:tcW w:type="dxa" w:w="821"/>
+            <w:tcW w:type="dxa" w:w="920"/>
             <w:shd w:val="clear" w:color="auto" w:fill="F3F6FA"/>
           </w:tcPr>
           <w:p>
@@ -6378,7 +6378,7 @@
         </w:tc>
         <w:tc>
           <w:tcPr>
-            <w:tcW w:type="dxa" w:w="1232"/>
+            <w:tcW w:type="dxa" w:w="1280"/>
             <w:shd w:val="clear" w:color="auto" w:fill="F3F6FA"/>
           </w:tcPr>
           <w:p>
@@ -6398,7 +6398,7 @@
         </w:tc>
         <w:tc>
           <w:tcPr>
-            <w:tcW w:type="dxa" w:w="1242"/>
+            <w:tcW w:type="dxa" w:w="1280"/>
             <w:shd w:val="clear" w:color="auto" w:fill="F3F6FA"/>
           </w:tcPr>
           <w:p>
@@ -6418,7 +6418,7 @@
         </w:tc>
         <w:tc>
           <w:tcPr>
-            <w:tcW w:type="dxa" w:w="821"/>
+            <w:tcW w:type="dxa" w:w="920"/>
             <w:shd w:val="clear" w:color="auto" w:fill="F3F6FA"/>
           </w:tcPr>
           <w:p>
@@ -6438,7 +6438,7 @@
         </w:tc>
         <w:tc>
           <w:tcPr>
-            <w:tcW w:type="dxa" w:w="958"/>
+            <w:tcW w:type="dxa" w:w="1040"/>
             <w:shd w:val="clear" w:color="auto" w:fill="F3F6FA"/>
           </w:tcPr>
           <w:p>
@@ -6458,7 +6458,7 @@
         </w:tc>
         <w:tc>
           <w:tcPr>
-            <w:tcW w:type="dxa" w:w="1368"/>
+            <w:tcW w:type="dxa" w:w="1400"/>
             <w:shd w:val="clear" w:color="auto" w:fill="F3F6FA"/>
           </w:tcPr>
           <w:p>
@@ -6478,7 +6478,7 @@
         </w:tc>
         <w:tc>
           <w:tcPr>
-            <w:tcW w:type="dxa" w:w="2260"/>
+            <w:tcW w:type="dxa" w:w="1685"/>
             <w:shd w:val="clear" w:color="auto" w:fill="F3F6FA"/>
           </w:tcPr>
           <w:p>
@@ -6503,7 +6503,7 @@
         </w:trPr>
         <w:tc>
           <w:tcPr>
-            <w:tcW w:type="dxa" w:w="892"/>
+            <w:tcW w:type="dxa" w:w="982"/>
           </w:tcPr>
           <w:p>
             <w:pPr>
@@ -6522,7 +6522,7 @@
         </w:tc>
         <w:tc>
           <w:tcPr>
-            <w:tcW w:type="dxa" w:w="1825"/>
+            <w:tcW w:type="dxa" w:w="1801"/>
           </w:tcPr>
           <w:p>
             <w:pPr>
@@ -6541,7 +6541,7 @@
         </w:tc>
         <w:tc>
           <w:tcPr>
-            <w:tcW w:type="dxa" w:w="1054"/>
+            <w:tcW w:type="dxa" w:w="1040"/>
           </w:tcPr>
           <w:p>
             <w:pPr>
@@ -6560,7 +6560,7 @@
         </w:tc>
         <w:tc>
           <w:tcPr>
-            <w:tcW w:type="dxa" w:w="1095"/>
+            <w:tcW w:type="dxa" w:w="1160"/>
           </w:tcPr>
           <w:p>
             <w:pPr>
@@ -6579,7 +6579,7 @@
         </w:tc>
         <w:tc>
           <w:tcPr>
-            <w:tcW w:type="dxa" w:w="1115"/>
+            <w:tcW w:type="dxa" w:w="1178"/>
           </w:tcPr>
           <w:p>
             <w:pPr>
@@ -6598,7 +6598,7 @@
         </w:tc>
         <w:tc>
           <w:tcPr>
-            <w:tcW w:type="dxa" w:w="821"/>
+            <w:tcW w:type="dxa" w:w="920"/>
           </w:tcPr>
           <w:p>
             <w:pPr>
@@ -6617,7 +6617,7 @@
         </w:tc>
         <w:tc>
           <w:tcPr>
-            <w:tcW w:type="dxa" w:w="1232"/>
+            <w:tcW w:type="dxa" w:w="1280"/>
           </w:tcPr>
           <w:p>
             <w:pPr>
@@ -6636,7 +6636,7 @@
         </w:tc>
         <w:tc>
           <w:tcPr>
-            <w:tcW w:type="dxa" w:w="1242"/>
+            <w:tcW w:type="dxa" w:w="1280"/>
           </w:tcPr>
           <w:p>
             <w:pPr>
@@ -6655,7 +6655,7 @@
         </w:tc>
         <w:tc>
           <w:tcPr>
-            <w:tcW w:type="dxa" w:w="821"/>
+            <w:tcW w:type="dxa" w:w="920"/>
           </w:tcPr>
           <w:p>
             <w:pPr>
@@ -6674,7 +6674,7 @@
         </w:tc>
         <w:tc>
           <w:tcPr>
-            <w:tcW w:type="dxa" w:w="958"/>
+            <w:tcW w:type="dxa" w:w="1040"/>
           </w:tcPr>
           <w:p>
             <w:pPr>
@@ -6693,7 +6693,7 @@
         </w:tc>
         <w:tc>
           <w:tcPr>
-            <w:tcW w:type="dxa" w:w="1368"/>
+            <w:tcW w:type="dxa" w:w="1400"/>
           </w:tcPr>
           <w:p>
             <w:pPr>
@@ -6712,7 +6712,7 @@
         </w:tc>
         <w:tc>
           <w:tcPr>
-            <w:tcW w:type="dxa" w:w="2260"/>
+            <w:tcW w:type="dxa" w:w="1685"/>
           </w:tcPr>
           <w:p>
             <w:pPr>
@@ -8459,7 +8459,7 @@
         <w:pStyle w:val="Compact"/>
       </w:pPr>
       <w:r>
-        <w:t xml:space="preserve">☐ Fictional-data notice present if this is a portfolio scenario</w:t>
+        <w:t xml:space="preserve">☐ Case-study notice present if this is a portfolio scenario</w:t>
       </w:r>
     </w:p>
     <w:p>
@@ -8510,7 +8510,7 @@
         <w:color w:val="6B7280"/>
         <w:sz w:val="15"/>
       </w:rPr>
-      <w:t xml:space="preserve">Fictional portfolio case study  ·  Prepared by O.S  ·  Page </w:t>
+      <w:t xml:space="preserve">Simulated case study  ·  Prepared by O.S  ·  Page </w:t>
     </w:r>
     <w:r>
       <w:rPr>

--- a/templates/nist-csf-gap-assessment-template.docx
+++ b/templates/nist-csf-gap-assessment-template.docx
@@ -30,7 +30,7 @@
         <w:pStyle w:val="Heading3"/>
       </w:pPr>
       <w:r>
-        <w:t xml:space="preserve">Blank, bracketed version · derived from CGI-GAP-001 v1.0</w:t>
+        <w:t>Blank, bracketed version · prepared by Olugboye Shola</w:t>
       </w:r>
     </w:p>
     <w:p>
@@ -99,20 +99,12 @@
         <w:pStyle w:val="BlockText"/>
       </w:pPr>
       <w:r>
-        <w:t xml:space="preserve">If you are using this on a simulated scenario for a portfolio, keep a case-study notice at the top.</w:t>
-      </w:r>
-      <w:r>
-        <w:t xml:space="preserve"> </w:t>
-      </w:r>
-      <w:r>
-        <w:t xml:space="preserve">If you are using it on a real organisation, delete the notice and mark the document with the appropriate</w:t>
-      </w:r>
-      <w:r>
-        <w:t xml:space="preserve"> </w:t>
-      </w:r>
-      <w:r>
-        <w:t xml:space="preserve">classification instead.</w:t>
-      </w:r>
+        <w:t>Mark the finished document with the appropriate classification.</w:t>
+      </w:r>
+      <w:r/>
+      <w:r/>
+      <w:r/>
+      <w:r/>
     </w:p>
     <w:p>
       <w:r>
@@ -2723,7 +2715,7 @@
               <w:rPr>
                 <w:sz w:val="17"/>
               </w:rPr>
-              <w:t xml:space="preserve">Related Risk ID (CGI-RSK-001)</w:t>
+              <w:t>Related Risk ID</w:t>
             </w:r>
           </w:p>
         </w:tc>
@@ -3456,7 +3448,7 @@
               <w:rPr>
                 <w:sz w:val="17"/>
               </w:rPr>
-              <w:t xml:space="preserve">Related Risk ID (CGI-RSK-001)</w:t>
+              <w:t>Related Risk ID</w:t>
             </w:r>
           </w:p>
         </w:tc>
@@ -4189,7 +4181,7 @@
               <w:rPr>
                 <w:sz w:val="17"/>
               </w:rPr>
-              <w:t xml:space="preserve">Related Risk ID (CGI-RSK-001)</w:t>
+              <w:t>Related Risk ID</w:t>
             </w:r>
           </w:p>
         </w:tc>
@@ -8451,18 +8443,6 @@
       </w:r>
     </w:p>
     <w:p>
-      <w:pPr>
-        <w:numPr>
-          <w:ilvl w:val="0"/>
-          <w:numId w:val="1003"/>
-        </w:numPr>
-        <w:pStyle w:val="Compact"/>
-      </w:pPr>
-      <w:r>
-        <w:t xml:space="preserve">☐ Case-study notice present if this is a portfolio scenario</w:t>
-      </w:r>
-    </w:p>
-    <w:p>
       <w:r>
         <w:pict>
           <v:rect style="width:0;height:1.5pt" o:hralign="center" o:hrstd="t" o:hr="t"/>
@@ -8478,7 +8458,7 @@
           <w:iCs/>
           <w:i/>
         </w:rPr>
-        <w:t xml:space="preserve">Reusable template derived from CGI-GAP-001 v1.0. Replace all bracketed values.</w:t>
+        <w:t>Reusable template. Replace all bracketed values.</w:t>
       </w:r>
     </w:p>
     <w:bookmarkEnd w:id="36"/>
@@ -8486,6 +8466,10 @@
     <w:sectPr>
       <w:headerReference w:type="default" r:id="rId9"/>
       <w:footerReference w:type="default" r:id="rId10"/>
+      <w:headerReference w:type="first" r:id="rId11"/>
+      <w:footerReference w:type="first" r:id="rId12"/>
+      <w:headerReference w:type="even" r:id="rId13"/>
+      <w:footerReference w:type="even" r:id="rId14"/>
       <w:pgSz w:orient="landscape" w:w="16838" w:h="11906"/>
       <w:pgMar w:left="1077" w:right="1077" w:top="1134" w:bottom="1020"/>
     </w:sectPr>
@@ -8510,7 +8494,7 @@
         <w:color w:val="6B7280"/>
         <w:sz w:val="15"/>
       </w:rPr>
-      <w:t xml:space="preserve">Simulated case study  ·  Prepared by O.S  ·  Page </w:t>
+      <w:t xml:space="preserve">Prepared by Olugboye Shola  ·  Page </w:t>
     </w:r>
     <w:r>
       <w:rPr>
@@ -8543,6 +8527,26 @@
 </w:ftr>
 </file>
 
+<file path=word/footer2.xml><?xml version="1.0" encoding="utf-8"?>
+<w:ftr xmlns:m="http://schemas.openxmlformats.org/officeDocument/2006/math" xmlns:mc="http://schemas.openxmlformats.org/markup-compatibility/2006" xmlns:mo="http://schemas.microsoft.com/office/mac/office/2008/main" xmlns:mv="urn:schemas-microsoft-com:mac:vml" xmlns:o="urn:schemas-microsoft-com:office:office" xmlns:r="http://schemas.openxmlformats.org/officeDocument/2006/relationships" xmlns:v="urn:schemas-microsoft-com:vml" xmlns:w10="urn:schemas-microsoft-com:office:word" xmlns:w14="http://schemas.microsoft.com/office/word/2010/wordml" xmlns:w="http://schemas.openxmlformats.org/wordprocessingml/2006/main" xmlns:wne="http://schemas.microsoft.com/office/word/2006/wordml" xmlns:wp14="http://schemas.microsoft.com/office/word/2010/wordprocessingDrawing" xmlns:wp="http://schemas.openxmlformats.org/drawingml/2006/wordprocessingDrawing" xmlns:wpc="http://schemas.microsoft.com/office/word/2010/wordprocessingCanvas" xmlns:wpg="http://schemas.microsoft.com/office/word/2010/wordprocessingGroup" xmlns:wpi="http://schemas.microsoft.com/office/word/2010/wordprocessingInk" xmlns:wps="http://schemas.microsoft.com/office/word/2010/wordprocessingShape" mc:Ignorable="w14 wp14">
+  <w:p>
+    <w:pPr>
+      <w:pStyle w:val="Footer"/>
+    </w:pPr>
+  </w:p>
+</w:ftr>
+</file>
+
+<file path=word/footer3.xml><?xml version="1.0" encoding="utf-8"?>
+<w:ftr xmlns:m="http://schemas.openxmlformats.org/officeDocument/2006/math" xmlns:mc="http://schemas.openxmlformats.org/markup-compatibility/2006" xmlns:mo="http://schemas.microsoft.com/office/mac/office/2008/main" xmlns:mv="urn:schemas-microsoft-com:mac:vml" xmlns:o="urn:schemas-microsoft-com:office:office" xmlns:r="http://schemas.openxmlformats.org/officeDocument/2006/relationships" xmlns:v="urn:schemas-microsoft-com:vml" xmlns:w10="urn:schemas-microsoft-com:office:word" xmlns:w14="http://schemas.microsoft.com/office/word/2010/wordml" xmlns:w="http://schemas.openxmlformats.org/wordprocessingml/2006/main" xmlns:wne="http://schemas.microsoft.com/office/word/2006/wordml" xmlns:wp14="http://schemas.microsoft.com/office/word/2010/wordprocessingDrawing" xmlns:wp="http://schemas.openxmlformats.org/drawingml/2006/wordprocessingDrawing" xmlns:wpc="http://schemas.microsoft.com/office/word/2010/wordprocessingCanvas" xmlns:wpg="http://schemas.microsoft.com/office/word/2010/wordprocessingGroup" xmlns:wpi="http://schemas.microsoft.com/office/word/2010/wordprocessingInk" xmlns:wps="http://schemas.microsoft.com/office/word/2010/wordprocessingShape" mc:Ignorable="w14 wp14">
+  <w:p>
+    <w:pPr>
+      <w:pStyle w:val="Footer"/>
+    </w:pPr>
+  </w:p>
+</w:ftr>
+</file>
+
 <file path=word/footnotes.xml><?xml version="1.0" encoding="utf-8"?>
 <w:footnotes xmlns:w="http://schemas.openxmlformats.org/wordprocessingml/2006/main" xmlns:m="http://schemas.openxmlformats.org/officeDocument/2006/math" xmlns:r="http://schemas.openxmlformats.org/officeDocument/2006/relationships" xmlns:o="urn:schemas-microsoft-com:office:office" xmlns:v="urn:schemas-microsoft-com:vml" xmlns:w10="urn:schemas-microsoft-com:office:word" xmlns:a="http://schemas.openxmlformats.org/drawingml/2006/main" xmlns:pic="http://schemas.openxmlformats.org/drawingml/2006/picture" xmlns:wp="http://schemas.openxmlformats.org/drawingml/2006/wordprocessingDrawing">
   <w:footnote w:type="continuationSeparator" w:id="0">
@@ -8577,6 +8581,26 @@
       </w:rPr>
       <w:t>NIST CSF 2.0 GAP ASSESSMENT | REUSABLE TEMPLATE</w:t>
     </w:r>
+  </w:p>
+</w:hdr>
+</file>
+
+<file path=word/header2.xml><?xml version="1.0" encoding="utf-8"?>
+<w:hdr xmlns:m="http://schemas.openxmlformats.org/officeDocument/2006/math" xmlns:mc="http://schemas.openxmlformats.org/markup-compatibility/2006" xmlns:mo="http://schemas.microsoft.com/office/mac/office/2008/main" xmlns:mv="urn:schemas-microsoft-com:mac:vml" xmlns:o="urn:schemas-microsoft-com:office:office" xmlns:r="http://schemas.openxmlformats.org/officeDocument/2006/relationships" xmlns:v="urn:schemas-microsoft-com:vml" xmlns:w10="urn:schemas-microsoft-com:office:word" xmlns:w14="http://schemas.microsoft.com/office/word/2010/wordml" xmlns:w="http://schemas.openxmlformats.org/wordprocessingml/2006/main" xmlns:wne="http://schemas.microsoft.com/office/word/2006/wordml" xmlns:wp14="http://schemas.microsoft.com/office/word/2010/wordprocessingDrawing" xmlns:wp="http://schemas.openxmlformats.org/drawingml/2006/wordprocessingDrawing" xmlns:wpc="http://schemas.microsoft.com/office/word/2010/wordprocessingCanvas" xmlns:wpg="http://schemas.microsoft.com/office/word/2010/wordprocessingGroup" xmlns:wpi="http://schemas.microsoft.com/office/word/2010/wordprocessingInk" xmlns:wps="http://schemas.microsoft.com/office/word/2010/wordprocessingShape" mc:Ignorable="w14 wp14">
+  <w:p>
+    <w:pPr>
+      <w:pStyle w:val="Header"/>
+    </w:pPr>
+  </w:p>
+</w:hdr>
+</file>
+
+<file path=word/header3.xml><?xml version="1.0" encoding="utf-8"?>
+<w:hdr xmlns:m="http://schemas.openxmlformats.org/officeDocument/2006/math" xmlns:mc="http://schemas.openxmlformats.org/markup-compatibility/2006" xmlns:mo="http://schemas.microsoft.com/office/mac/office/2008/main" xmlns:mv="urn:schemas-microsoft-com:mac:vml" xmlns:o="urn:schemas-microsoft-com:office:office" xmlns:r="http://schemas.openxmlformats.org/officeDocument/2006/relationships" xmlns:v="urn:schemas-microsoft-com:vml" xmlns:w10="urn:schemas-microsoft-com:office:word" xmlns:w14="http://schemas.microsoft.com/office/word/2010/wordml" xmlns:w="http://schemas.openxmlformats.org/wordprocessingml/2006/main" xmlns:wne="http://schemas.microsoft.com/office/word/2006/wordml" xmlns:wp14="http://schemas.microsoft.com/office/word/2010/wordprocessingDrawing" xmlns:wp="http://schemas.openxmlformats.org/drawingml/2006/wordprocessingDrawing" xmlns:wpc="http://schemas.microsoft.com/office/word/2010/wordprocessingCanvas" xmlns:wpg="http://schemas.microsoft.com/office/word/2010/wordprocessingGroup" xmlns:wpi="http://schemas.microsoft.com/office/word/2010/wordprocessingInk" xmlns:wps="http://schemas.microsoft.com/office/word/2010/wordprocessingShape" mc:Ignorable="w14 wp14">
+  <w:p>
+    <w:pPr>
+      <w:pStyle w:val="Header"/>
+    </w:pPr>
   </w:p>
 </w:hdr>
 </file>
